--- a/PKI-261_MASTER-DIEU-PHOI-HOC-PHAN.docx
+++ b/PKI-261_MASTER-DIEU-PHOI-HOC-PHAN.docx
@@ -604,7 +604,16 @@
         <w:t xml:space="preserve"> </w:t>
       </w:r>
       <w:r>
-        <w:t xml:space="preserve">triennguyen1911@gmail.com</w:t>
+        <w:t xml:space="preserve">Lớp CHAT4P (GitHub:</w:t>
+      </w:r>
+      <w:r>
+        <w:t xml:space="preserve"> </w:t>
+      </w:r>
+      <w:r>
+        <w:t xml:space="preserve">@AlexNguyen19</w:t>
+      </w:r>
+      <w:r>
+        <w:t xml:space="preserve">)</w:t>
       </w:r>
     </w:p>
     <w:p>
@@ -1930,13 +1939,22 @@
               <w:jc w:val="left"/>
             </w:pPr>
             <w:r>
-              <w:t xml:space="preserve">Công ty AgileOps (DevOps Engineer)</w:t>
-            </w:r>
-            <w:r>
-              <w:t xml:space="preserve">Công ty CP An ninh mạng THD</w:t>
-            </w:r>
-            <w:r>
-              <w:t xml:space="preserve">Trường Đại học Nguyễn Tất Thành</w:t>
+              <w:rPr>
+                <w:rStyle w:val="VerbatimChar"/>
+              </w:rPr>
+              <w:t xml:space="preserve">@hoainn</w:t>
+            </w:r>
+            <w:r>
+              <w:rPr>
+                <w:rStyle w:val="VerbatimChar"/>
+              </w:rPr>
+              <w:t xml:space="preserve">@JackkNguyen1209</w:t>
+            </w:r>
+            <w:r>
+              <w:rPr>
+                <w:rStyle w:val="VerbatimChar"/>
+              </w:rPr>
+              <w:t xml:space="preserve">@DiWien</w:t>
             </w:r>
           </w:p>
         </w:tc>
@@ -2050,13 +2068,22 @@
               <w:jc w:val="left"/>
             </w:pPr>
             <w:r>
-              <w:t xml:space="preserve">Dược phẩm Imexpharm (Sec &amp; Helpdesk)</w:t>
-            </w:r>
-            <w:r>
-              <w:t xml:space="preserve">VinSmart Future (Data Engineer)</w:t>
-            </w:r>
-            <w:r>
-              <w:t xml:space="preserve">Cố vấn An ninh mạng tự do (OWASP)</w:t>
+              <w:rPr>
+                <w:rStyle w:val="VerbatimChar"/>
+              </w:rPr>
+              <w:t xml:space="preserve">@jerryhien</w:t>
+            </w:r>
+            <w:r>
+              <w:rPr>
+                <w:rStyle w:val="VerbatimChar"/>
+              </w:rPr>
+              <w:t xml:space="preserve">@sonnn</w:t>
+            </w:r>
+            <w:r>
+              <w:rPr>
+                <w:rStyle w:val="VerbatimChar"/>
+              </w:rPr>
+              <w:t xml:space="preserve">@crazykid95</w:t>
             </w:r>
           </w:p>
         </w:tc>
@@ -2109,7 +2136,7 @@
                 <w:b/>
                 <w:bCs/>
               </w:rPr>
-              <w:t xml:space="preserve">TMN Root of Trust</w:t>
+              <w:t xml:space="preserve">TMN</w:t>
             </w:r>
           </w:p>
         </w:tc>
@@ -2170,13 +2197,22 @@
               <w:jc w:val="left"/>
             </w:pPr>
             <w:r>
-              <w:t xml:space="preserve">Ngân hàng Nam Á</w:t>
-            </w:r>
-            <w:r>
-              <w:t xml:space="preserve">VPDD Getz Pharma (Lớp trưởng CHAT4P)</w:t>
-            </w:r>
-            <w:r>
-              <w:t xml:space="preserve">OPSWAT Việt Nam (Malware Analyst)</w:t>
+              <w:rPr>
+                <w:rStyle w:val="VerbatimChar"/>
+              </w:rPr>
+              <w:t xml:space="preserve">@ngayhomay</w:t>
+            </w:r>
+            <w:r>
+              <w:rPr>
+                <w:rStyle w:val="VerbatimChar"/>
+              </w:rPr>
+              <w:t xml:space="preserve">@AlexNguyen19</w:t>
+            </w:r>
+            <w:r>
+              <w:rPr>
+                <w:rStyle w:val="VerbatimChar"/>
+              </w:rPr>
+              <w:t xml:space="preserve">@chuoihat</w:t>
             </w:r>
           </w:p>
         </w:tc>
@@ -2278,25 +2314,34 @@
               <w:t xml:space="preserve">CNTT</w:t>
             </w:r>
             <w:r>
-              <w:t xml:space="preserve">THƯD</w:t>
-            </w:r>
-          </w:p>
-        </w:tc>
-        <w:tc>
-          <w:tcPr/>
-          <w:p>
-            <w:pPr>
-              <w:pStyle w:val="Compact"/>
-              <w:jc w:val="left"/>
-            </w:pPr>
-            <w:r>
-              <w:t xml:space="preserve">Công ty TMA Solutions (Manual QA)</w:t>
-            </w:r>
-            <w:r>
-              <w:t xml:space="preserve">Công ty Digityze Asia (PHP Dev)</w:t>
-            </w:r>
-            <w:r>
-              <w:t xml:space="preserve">Trung tâm 286 - Bộ Tư lệnh 86</w:t>
+              <w:t xml:space="preserve">Tin học UD</w:t>
+            </w:r>
+          </w:p>
+        </w:tc>
+        <w:tc>
+          <w:tcPr/>
+          <w:p>
+            <w:pPr>
+              <w:pStyle w:val="Compact"/>
+              <w:jc w:val="left"/>
+            </w:pPr>
+            <w:r>
+              <w:rPr>
+                <w:rStyle w:val="VerbatimChar"/>
+              </w:rPr>
+              <w:t xml:space="preserve">@dieuanh1511</w:t>
+            </w:r>
+            <w:r>
+              <w:rPr>
+                <w:rStyle w:val="VerbatimChar"/>
+              </w:rPr>
+              <w:t xml:space="preserve">@chidiep2312</w:t>
+            </w:r>
+            <w:r>
+              <w:rPr>
+                <w:rStyle w:val="VerbatimChar"/>
+              </w:rPr>
+              <w:t xml:space="preserve">@medvedru777</w:t>
             </w:r>
           </w:p>
         </w:tc>
@@ -2410,13 +2455,22 @@
               <w:jc w:val="left"/>
             </w:pPr>
             <w:r>
-              <w:t xml:space="preserve">Đi học chuyên sâu</w:t>
-            </w:r>
-            <w:r>
-              <w:t xml:space="preserve">Hitachi Digital Service Việt Nam</w:t>
-            </w:r>
-            <w:r>
-              <w:t xml:space="preserve">Ngân hàng TMCP Á Châu (ACB)</w:t>
+              <w:rPr>
+                <w:rStyle w:val="VerbatimChar"/>
+              </w:rPr>
+              <w:t xml:space="preserve">@vominhat</w:t>
+            </w:r>
+            <w:r>
+              <w:rPr>
+                <w:rStyle w:val="VerbatimChar"/>
+              </w:rPr>
+              <w:t xml:space="preserve">@thaisonnam</w:t>
+            </w:r>
+            <w:r>
+              <w:rPr>
+                <w:rStyle w:val="VerbatimChar"/>
+              </w:rPr>
+              <w:t xml:space="preserve">@nguyencongy</w:t>
             </w:r>
           </w:p>
         </w:tc>
